--- a/corpus/mutation_probes/insert_sentence.docx
+++ b/corpus/mutation_probes/insert_sentence.docx
@@ -5,11 +5,6 @@
     <w:p>
       <w:r>
         <w:t xml:space="preserve">Section 1. This Agreement is entered into by the parties as of the Effective Date.</w:t>
-      </w:r>
-    </w:p>
-    <w:p>
-      <w:r>
-        <w:t xml:space="preserve">Inserted clause: the parties acknowledge the mutation probe.</w:t>
       </w:r>
     </w:p>
     <w:p>
@@ -24,7 +19,7 @@
     </w:p>
     <w:p>
       <w:r>
-        <w:t xml:space="preserve">Section 4. Either party may terminate this Agreement upon sixty days written notice.</w:t>
+        <w:t xml:space="preserve">Section 4. Either party may terminate this Agreement upon sixty days written notice. The parties further acknowledge the inserted probe sentence.</w:t>
       </w:r>
     </w:p>
     <w:p>
